--- a/docs/Phase_3_04_Cumulative.docx
+++ b/docs/Phase_3_04_Cumulative.docx
@@ -3680,6 +3680,828 @@
         <w:t>Each scenario specifies actors, conditions, trigger, normal response sequence, alternative, exception, outcome, and rules. Numbered requirements inherit High priority; the scenarios provide the SRS stimulus and response sequences.</w:t>
       </w:r>
     </w:p>
+    <w:p>
+      <w:r>
+        <w:br w:type="page"/>
+      </w:r>
+    </w:p>
+    <w:p>
+      <w:pPr>
+        <w:pStyle w:val="Heading1"/>
+      </w:pPr>
+      <w:r>
+        <w:t>7 AI use cases for recommendations</w:t>
+      </w:r>
+    </w:p>
+    <w:p>
+      <w:pPr>
+        <w:pStyle w:val="Heading2"/>
+      </w:pPr>
+      <w:r>
+        <w:t>UC09 Find AI matches</w:t>
+      </w:r>
+    </w:p>
+    <w:p>
+      <w:r>
+        <w:rPr>
+          <w:b/>
+        </w:rPr>
+        <w:t xml:space="preserve">Goal and actors: </w:t>
+      </w:r>
+      <w:r>
+        <w:t>Find suitable alternatives; requester or representative and AI service.</w:t>
+      </w:r>
+    </w:p>
+    <w:p>
+      <w:r>
+        <w:rPr>
+          <w:b/>
+        </w:rPr>
+        <w:t xml:space="preserve">Precondition and trigger: </w:t>
+      </w:r>
+      <w:r>
+        <w:t>Signed in; authorized candidates can be retrieved. Trigger: Select Find matches.</w:t>
+      </w:r>
+    </w:p>
+    <w:p>
+      <w:r>
+        <w:rPr>
+          <w:b/>
+        </w:rPr>
+        <w:t xml:space="preserve">Main flow: </w:t>
+      </w:r>
+      <w:r>
+        <w:t>1. Enter needs. 2. Application sends eligible candidates and constraints. 3. Validate returned IDs and show up to three scores, factor explanations, confidence, and missing inputs. 4. User selects; UC03 rechecks stock and creates the request.</w:t>
+      </w:r>
+    </w:p>
+    <w:p>
+      <w:r>
+        <w:rPr>
+          <w:b/>
+        </w:rPr>
+        <w:t xml:space="preserve">Alternative: </w:t>
+      </w:r>
+      <w:r>
+        <w:t>No suitable match: revise needs or use keyword search.</w:t>
+      </w:r>
+    </w:p>
+    <w:p>
+      <w:r>
+        <w:rPr>
+          <w:b/>
+        </w:rPr>
+        <w:t xml:space="preserve">Exception: </w:t>
+      </w:r>
+      <w:r>
+        <w:t>Timeout, malformed response, incompatibility, or forbidden IDs produce no invalid suggestion.</w:t>
+      </w:r>
+    </w:p>
+    <w:p>
+      <w:r>
+        <w:rPr>
+          <w:b/>
+        </w:rPr>
+        <w:t xml:space="preserve">Outcome and rules: </w:t>
+      </w:r>
+      <w:r>
+        <w:t>Candidates are advisory; no hold exists until UC03 succeeds. AI01, AI06–08; FR03–05.</w:t>
+      </w:r>
+    </w:p>
+    <w:p>
+      <w:pPr>
+        <w:pStyle w:val="Heading2"/>
+      </w:pPr>
+      <w:r>
+        <w:t>UC10 Review classification</w:t>
+      </w:r>
+    </w:p>
+    <w:p>
+      <w:r>
+        <w:rPr>
+          <w:b/>
+        </w:rPr>
+        <w:t xml:space="preserve">Goal and actors: </w:t>
+      </w:r>
+      <w:r>
+        <w:t>Improve asset metadata; custodian and AI service.</w:t>
+      </w:r>
+    </w:p>
+    <w:p>
+      <w:r>
+        <w:rPr>
+          <w:b/>
+        </w:rPr>
+        <w:t xml:space="preserve">Precondition and trigger: </w:t>
+      </w:r>
+      <w:r>
+        <w:t>Authorized asset draft and permitted evidence. Trigger: Select Suggest classification.</w:t>
+      </w:r>
+    </w:p>
+    <w:p>
+      <w:r>
+        <w:rPr>
+          <w:b/>
+        </w:rPr>
+        <w:t xml:space="preserve">Main flow: </w:t>
+      </w:r>
+      <w:r>
+        <w:t>1. Send descriptive fields and supported image or document content. 2. Show proposed category, subcategory, tags, material, description, and missing metadata. 3. Custodian accepts, edits, or rejects. 4. Validate confirmed fields and retain model and review record.</w:t>
+      </w:r>
+    </w:p>
+    <w:p>
+      <w:r>
+        <w:rPr>
+          <w:b/>
+        </w:rPr>
+        <w:t xml:space="preserve">Alternative: </w:t>
+      </w:r>
+      <w:r>
+        <w:t>Reject suggestions and continue manually.</w:t>
+      </w:r>
+    </w:p>
+    <w:p>
+      <w:r>
+        <w:rPr>
+          <w:b/>
+        </w:rPr>
+        <w:t xml:space="preserve">Exception: </w:t>
+      </w:r>
+      <w:r>
+        <w:t>Unsupported facts, invalid categories, or failed service prevent acceptance but preserve the draft.</w:t>
+      </w:r>
+    </w:p>
+    <w:p>
+      <w:r>
+        <w:rPr>
+          <w:b/>
+        </w:rPr>
+        <w:t xml:space="preserve">Outcome and rules: </w:t>
+      </w:r>
+      <w:r>
+        <w:t>Only reviewed values save through UC02; unknown specifications remain unknown. AI02, AI07–08; FR01–02, FR13.</w:t>
+      </w:r>
+    </w:p>
+    <w:p>
+      <w:pPr>
+        <w:pStyle w:val="Heading2"/>
+      </w:pPr>
+      <w:r>
+        <w:t>UC11 Review sustainability advice</w:t>
+      </w:r>
+    </w:p>
+    <w:p>
+      <w:r>
+        <w:rPr>
+          <w:b/>
+        </w:rPr>
+        <w:t xml:space="preserve">Goal and actors: </w:t>
+      </w:r>
+      <w:r>
+        <w:t>Compare life cycle options; custodian and AI service.</w:t>
+      </w:r>
+    </w:p>
+    <w:p>
+      <w:r>
+        <w:rPr>
+          <w:b/>
+        </w:rPr>
+        <w:t xml:space="preserve">Precondition and trigger: </w:t>
+      </w:r>
+      <w:r>
+        <w:t>Access to the asset and its available history. Trigger: Select Sustainability advice.</w:t>
+      </w:r>
+    </w:p>
+    <w:p>
+      <w:r>
+        <w:rPr>
+          <w:b/>
+        </w:rPr>
+        <w:t xml:space="preserve">Main flow: </w:t>
+      </w:r>
+      <w:r>
+        <w:t>1. Gather condition, demand, cost, and environmental evidence. 2. Show recommended action, reasons, confidence, and missing inputs. 3. User accepts or overrides with a recorded reason and enters the normal action workflow.</w:t>
+      </w:r>
+    </w:p>
+    <w:p>
+      <w:r>
+        <w:rPr>
+          <w:b/>
+        </w:rPr>
+        <w:t xml:space="preserve">Alternative: </w:t>
+      </w:r>
+      <w:r>
+        <w:t>Insufficient evidence prompts qualification or more information; another action may be chosen.</w:t>
+      </w:r>
+    </w:p>
+    <w:p>
+      <w:r>
+        <w:rPr>
+          <w:b/>
+        </w:rPr>
+        <w:t xml:space="preserve">Exception: </w:t>
+      </w:r>
+      <w:r>
+        <w:t>Unsupported facts or timeout leave the asset unchanged and manual workflow available.</w:t>
+      </w:r>
+    </w:p>
+    <w:p>
+      <w:r>
+        <w:rPr>
+          <w:b/>
+        </w:rPr>
+        <w:t xml:space="preserve">Outcome and rules: </w:t>
+      </w:r>
+      <w:r>
+        <w:t>Advice is retained; independent approval remains required for action. AI03, AI07–08; FR08–10; NFR13.</w:t>
+      </w:r>
+    </w:p>
+    <w:p>
+      <w:r>
+        <w:br w:type="page"/>
+      </w:r>
+    </w:p>
+    <w:p>
+      <w:pPr>
+        <w:pStyle w:val="Heading1"/>
+      </w:pPr>
+      <w:r>
+        <w:t>7 AI use cases for assistance and reporting</w:t>
+      </w:r>
+    </w:p>
+    <w:p>
+      <w:pPr>
+        <w:pStyle w:val="Heading2"/>
+      </w:pPr>
+      <w:r>
+        <w:t>UC12 Use the assistant</w:t>
+      </w:r>
+    </w:p>
+    <w:p>
+      <w:r>
+        <w:rPr>
+          <w:b/>
+        </w:rPr>
+        <w:t xml:space="preserve">Goal and actors: </w:t>
+      </w:r>
+      <w:r>
+        <w:t>Ask questions or prepare requests; requester or representative and AI service.</w:t>
+      </w:r>
+    </w:p>
+    <w:p>
+      <w:r>
+        <w:rPr>
+          <w:b/>
+        </w:rPr>
+        <w:t xml:space="preserve">Precondition and trigger: </w:t>
+      </w:r>
+      <w:r>
+        <w:t>Signed in; retrieval uses current permissions. Trigger: Enter a question or need.</w:t>
+      </w:r>
+    </w:p>
+    <w:p>
+      <w:r>
+        <w:rPr>
+          <w:b/>
+        </w:rPr>
+        <w:t xml:space="preserve">Main flow: </w:t>
+      </w:r>
+      <w:r>
+        <w:t>1. Retrieve permitted asset, history, status, sustainability, or policy records. 2. Answer with references or page links. 3. For requests, collect missing fields and show exact preview. 4. Explicit confirmation invokes UC03 validation and submission.</w:t>
+      </w:r>
+    </w:p>
+    <w:p>
+      <w:r>
+        <w:rPr>
+          <w:b/>
+        </w:rPr>
+        <w:t xml:space="preserve">Alternative: </w:t>
+      </w:r>
+      <w:r>
+        <w:t>Search or navigation ends with an answer; preview may be edited or cancelled.</w:t>
+      </w:r>
+    </w:p>
+    <w:p>
+      <w:r>
+        <w:rPr>
+          <w:b/>
+        </w:rPr>
+        <w:t xml:space="preserve">Exception: </w:t>
+      </w:r>
+      <w:r>
+        <w:t>Unauthorized data, unsupported policy, prompt instructions embedded in records, stale stock, or failed output cannot bypass checks. Offer normal forms.</w:t>
+      </w:r>
+    </w:p>
+    <w:p>
+      <w:r>
+        <w:rPr>
+          <w:b/>
+        </w:rPr>
+        <w:t xml:space="preserve">Outcome and rules: </w:t>
+      </w:r>
+      <w:r>
+        <w:t>Only confirmed valid requests create holds; otherwise no state change occurs. AI04, AI07–08; FR03–06; NFR03, NFR06.</w:t>
+      </w:r>
+    </w:p>
+    <w:p>
+      <w:pPr>
+        <w:pStyle w:val="Heading2"/>
+      </w:pPr>
+      <w:r>
+        <w:t>UC13 Generate a report</w:t>
+      </w:r>
+    </w:p>
+    <w:p>
+      <w:r>
+        <w:rPr>
+          <w:b/>
+        </w:rPr>
+        <w:t xml:space="preserve">Goal and actors: </w:t>
+      </w:r>
+      <w:r>
+        <w:t>Summarize traceable activity; workflow administrator or scoped reporting officer, with AI service.</w:t>
+      </w:r>
+    </w:p>
+    <w:p>
+      <w:r>
+        <w:rPr>
+          <w:b/>
+        </w:rPr>
+        <w:t xml:space="preserve">Precondition and trigger: </w:t>
+      </w:r>
+      <w:r>
+        <w:t>Permitted reporting profile and known or missing inputs. Trigger: Select period and report type.</w:t>
+      </w:r>
+    </w:p>
+    <w:p>
+      <w:r>
+        <w:rPr>
+          <w:b/>
+        </w:rPr>
+        <w:t xml:space="preserve">Main flow: </w:t>
+      </w:r>
+      <w:r>
+        <w:t>1. Validate permitted financial or environmental inputs. 2. Application calculates scoped totals and coverage. 3. AI generates the requested summary, bulletin, insights, or action list. 4. Validate narrative against totals; display record links and assumptions.</w:t>
+      </w:r>
+    </w:p>
+    <w:p>
+      <w:r>
+        <w:rPr>
+          <w:b/>
+        </w:rPr>
+        <w:t xml:space="preserve">Alternative: </w:t>
+      </w:r>
+      <w:r>
+        <w:t>Empty period shows zero counts and Not applicable ratios; unknown costs or factors remain Unavailable.</w:t>
+      </w:r>
+    </w:p>
+    <w:p>
+      <w:r>
+        <w:rPr>
+          <w:b/>
+        </w:rPr>
+        <w:t xml:space="preserve">Exception: </w:t>
+      </w:r>
+      <w:r>
+        <w:t>Unauthorized access is denied. Incorrect narrative or AI failure leaves the numeric report available without presenting an unverified summary.</w:t>
+      </w:r>
+    </w:p>
+    <w:p>
+      <w:r>
+        <w:rPr>
+          <w:b/>
+        </w:rPr>
+        <w:t xml:space="preserve">Outcome and rules: </w:t>
+      </w:r>
+      <w:r>
+        <w:t>Values and accepted narrative share a period and input basis. FR12, FR18; AI05, AI07–08; BR07; NFR11.</w:t>
+      </w:r>
+    </w:p>
+    <w:p>
+      <w:pPr>
+        <w:pStyle w:val="Heading2"/>
+      </w:pPr>
+      <w:r>
+        <w:t>Classic and AI enhanced comparison</w:t>
+      </w:r>
+    </w:p>
+    <w:p>
+      <w:r>
+        <w:t>Permissions, quantities, approvals, and calculations are deterministic and authoritative. AI adds semantic search, classification, option comparison, conversation, and readable summaries. It can misclassify sparse assets, favor detailed listings, or invent impacts; explanations, uncertainty, recorded overrides, and human approvals address these risks.</w:t>
+      </w:r>
+    </w:p>
+    <w:p>
+      <w:r>
+        <w:t>Compare keyword and semantic search on the same ten needs, manual and AI classification against the same labels, and numeric reports with generated summaries from the same totals. Record relevance, explanation usefulness, acceptance and override rates, and department-swap fairness. Small sample results do not establish campus-wide accuracy.</w:t>
+      </w:r>
+    </w:p>
+    <w:p>
+      <w:r>
+        <w:br w:type="page"/>
+      </w:r>
+    </w:p>
+    <w:p>
+      <w:pPr>
+        <w:pStyle w:val="Heading1"/>
+      </w:pPr>
+      <w:r>
+        <w:t>8 Acceptance coverage and references</w:t>
+      </w:r>
+    </w:p>
+    <w:p>
+      <w:r>
+        <w:t>Execute the following checks plus every NFR target. Record inputs, expected and actual outcomes, tester, date, and evidence; acceptance requires all checks to pass. No results are prefilled.</w:t>
+      </w:r>
+    </w:p>
+    <w:tbl>
+      <w:tblPr>
+        <w:tblW w:type="auto" w:w="0"/>
+        <w:jc w:val="center"/>
+        <w:tblLayout w:type="fixed"/>
+        <w:tblLook w:firstColumn="1" w:firstRow="1" w:lastColumn="0" w:lastRow="0" w:noHBand="0" w:noVBand="1" w:val="04A0"/>
+      </w:tblPr>
+      <w:tblGrid>
+        <w:gridCol w:w="1728"/>
+        <w:gridCol w:w="8064"/>
+      </w:tblGrid>
+      <w:tr>
+        <w:trPr>
+          <w:cantSplit/>
+          <w:tblHeader/>
+        </w:trPr>
+        <w:tc>
+          <w:tcPr>
+            <w:tcW w:type="dxa" w:w="1728"/>
+            <w:vAlign w:val="center"/>
+            <w:tcBorders>
+              <w:top w:val="single" w:sz="4" w:color="D9D9D9"/>
+              <w:left w:val="single" w:sz="4" w:color="D9D9D9"/>
+              <w:bottom w:val="single" w:sz="4" w:color="D9D9D9"/>
+              <w:right w:val="single" w:sz="4" w:color="D9D9D9"/>
+            </w:tcBorders>
+            <w:tcMar>
+              <w:top w:w="85" w:type="dxa"/>
+              <w:left w:w="85" w:type="dxa"/>
+              <w:bottom w:w="85" w:type="dxa"/>
+              <w:right w:w="85" w:type="dxa"/>
+            </w:tcMar>
+            <w:shd w:fill="E7EDF2"/>
+          </w:tcPr>
+          <w:p>
+            <w:pPr>
+              <w:spacing w:after="40" w:before="40"/>
+            </w:pPr>
+            <w:r>
+              <w:rPr>
+                <w:b/>
+                <w:sz w:val="19"/>
+              </w:rPr>
+              <w:t>Check</w:t>
+            </w:r>
+          </w:p>
+        </w:tc>
+        <w:tc>
+          <w:tcPr>
+            <w:tcW w:type="dxa" w:w="8064"/>
+            <w:vAlign w:val="center"/>
+            <w:tcBorders>
+              <w:top w:val="single" w:sz="4" w:color="D9D9D9"/>
+              <w:left w:val="single" w:sz="4" w:color="D9D9D9"/>
+              <w:bottom w:val="single" w:sz="4" w:color="D9D9D9"/>
+              <w:right w:val="single" w:sz="4" w:color="D9D9D9"/>
+            </w:tcBorders>
+            <w:tcMar>
+              <w:top w:w="85" w:type="dxa"/>
+              <w:left w:w="85" w:type="dxa"/>
+              <w:bottom w:w="85" w:type="dxa"/>
+              <w:right w:w="85" w:type="dxa"/>
+            </w:tcMar>
+            <w:shd w:fill="E7EDF2"/>
+          </w:tcPr>
+          <w:p>
+            <w:pPr>
+              <w:spacing w:after="40" w:before="40"/>
+            </w:pPr>
+            <w:r>
+              <w:rPr>
+                <w:b/>
+                <w:sz w:val="19"/>
+              </w:rPr>
+              <w:t>Required result</w:t>
+            </w:r>
+          </w:p>
+        </w:tc>
+      </w:tr>
+      <w:tr>
+        <w:trPr>
+          <w:cantSplit/>
+        </w:trPr>
+        <w:tc>
+          <w:tcPr>
+            <w:tcW w:type="dxa" w:w="1728"/>
+            <w:vAlign w:val="center"/>
+            <w:tcBorders>
+              <w:top w:val="single" w:sz="4" w:color="D9D9D9"/>
+              <w:left w:val="single" w:sz="4" w:color="D9D9D9"/>
+              <w:bottom w:val="single" w:sz="4" w:color="D9D9D9"/>
+              <w:right w:val="single" w:sz="4" w:color="D9D9D9"/>
+            </w:tcBorders>
+            <w:tcMar>
+              <w:top w:w="85" w:type="dxa"/>
+              <w:left w:w="85" w:type="dxa"/>
+              <w:bottom w:w="85" w:type="dxa"/>
+              <w:right w:w="85" w:type="dxa"/>
+            </w:tcMar>
+          </w:tcPr>
+          <w:p>
+            <w:pPr>
+              <w:spacing w:after="40" w:before="40"/>
+            </w:pPr>
+            <w:r>
+              <w:rPr>
+                <w:b w:val="0"/>
+                <w:sz w:val="19"/>
+              </w:rPr>
+              <w:t>Core workflow</w:t>
+            </w:r>
+          </w:p>
+        </w:tc>
+        <w:tc>
+          <w:tcPr>
+            <w:tcW w:type="dxa" w:w="8064"/>
+            <w:vAlign w:val="center"/>
+            <w:tcBorders>
+              <w:top w:val="single" w:sz="4" w:color="D9D9D9"/>
+              <w:left w:val="single" w:sz="4" w:color="D9D9D9"/>
+              <w:bottom w:val="single" w:sz="4" w:color="D9D9D9"/>
+              <w:right w:val="single" w:sz="4" w:color="D9D9D9"/>
+            </w:tcBorders>
+            <w:tcMar>
+              <w:top w:w="85" w:type="dxa"/>
+              <w:left w:w="85" w:type="dxa"/>
+              <w:bottom w:w="85" w:type="dxa"/>
+              <w:right w:w="85" w:type="dxa"/>
+            </w:tcMar>
+          </w:tcPr>
+          <w:p>
+            <w:pPr>
+              <w:spacing w:after="40" w:before="40"/>
+            </w:pPr>
+            <w:r>
+              <w:rPr>
+                <w:b w:val="0"/>
+                <w:sz w:val="19"/>
+              </w:rPr>
+              <w:t>Register and release; exercise every search filter; save Seeking and Pending needs; race final-unit requests; test expiry, rejection, cancellation, all approval gates, receipt disputes, rollback, and duplicate confirmation. Stock and custody stay consistent.</w:t>
+            </w:r>
+          </w:p>
+        </w:tc>
+      </w:tr>
+      <w:tr>
+        <w:trPr>
+          <w:cantSplit/>
+        </w:trPr>
+        <w:tc>
+          <w:tcPr>
+            <w:tcW w:type="dxa" w:w="1728"/>
+            <w:vAlign w:val="center"/>
+            <w:tcBorders>
+              <w:top w:val="single" w:sz="4" w:color="D9D9D9"/>
+              <w:left w:val="single" w:sz="4" w:color="D9D9D9"/>
+              <w:bottom w:val="single" w:sz="4" w:color="D9D9D9"/>
+              <w:right w:val="single" w:sz="4" w:color="D9D9D9"/>
+            </w:tcBorders>
+            <w:tcMar>
+              <w:top w:w="85" w:type="dxa"/>
+              <w:left w:w="85" w:type="dxa"/>
+              <w:bottom w:w="85" w:type="dxa"/>
+              <w:right w:w="85" w:type="dxa"/>
+            </w:tcMar>
+          </w:tcPr>
+          <w:p>
+            <w:pPr>
+              <w:spacing w:after="40" w:before="40"/>
+            </w:pPr>
+            <w:r>
+              <w:rPr>
+                <w:b w:val="0"/>
+                <w:sz w:val="19"/>
+              </w:rPr>
+              <w:t>Roles and service</w:t>
+            </w:r>
+          </w:p>
+        </w:tc>
+        <w:tc>
+          <w:tcPr>
+            <w:tcW w:type="dxa" w:w="8064"/>
+            <w:vAlign w:val="center"/>
+            <w:tcBorders>
+              <w:top w:val="single" w:sz="4" w:color="D9D9D9"/>
+              <w:left w:val="single" w:sz="4" w:color="D9D9D9"/>
+              <w:bottom w:val="single" w:sz="4" w:color="D9D9D9"/>
+              <w:right w:val="single" w:sz="4" w:color="D9D9D9"/>
+            </w:tcBorders>
+            <w:tcMar>
+              <w:top w:w="85" w:type="dxa"/>
+              <w:left w:w="85" w:type="dxa"/>
+              <w:bottom w:w="85" w:type="dxa"/>
+              <w:right w:w="85" w:type="dxa"/>
+            </w:tcMar>
+          </w:tcPr>
+          <w:p>
+            <w:pPr>
+              <w:spacing w:after="40" w:before="40"/>
+            </w:pPr>
+            <w:r>
+              <w:rPr>
+                <w:b w:val="0"/>
+                <w:sz w:val="19"/>
+              </w:rPr>
+              <w:t>Test all nine profiles, direct URLs, account deactivation, department changes, files, recipient-only notifications within 5 seconds, and complete service states. Unsafe assets remain blocked; evidence is required for final disposition.</w:t>
+            </w:r>
+          </w:p>
+        </w:tc>
+      </w:tr>
+      <w:tr>
+        <w:trPr>
+          <w:cantSplit/>
+        </w:trPr>
+        <w:tc>
+          <w:tcPr>
+            <w:tcW w:type="dxa" w:w="1728"/>
+            <w:vAlign w:val="center"/>
+            <w:tcBorders>
+              <w:top w:val="single" w:sz="4" w:color="D9D9D9"/>
+              <w:left w:val="single" w:sz="4" w:color="D9D9D9"/>
+              <w:bottom w:val="single" w:sz="4" w:color="D9D9D9"/>
+              <w:right w:val="single" w:sz="4" w:color="D9D9D9"/>
+            </w:tcBorders>
+            <w:tcMar>
+              <w:top w:w="85" w:type="dxa"/>
+              <w:left w:w="85" w:type="dxa"/>
+              <w:bottom w:w="85" w:type="dxa"/>
+              <w:right w:w="85" w:type="dxa"/>
+            </w:tcMar>
+          </w:tcPr>
+          <w:p>
+            <w:pPr>
+              <w:spacing w:after="40" w:before="40"/>
+            </w:pPr>
+            <w:r>
+              <w:rPr>
+                <w:b w:val="0"/>
+                <w:sz w:val="19"/>
+              </w:rPr>
+              <w:t>AI evaluation</w:t>
+            </w:r>
+          </w:p>
+        </w:tc>
+        <w:tc>
+          <w:tcPr>
+            <w:tcW w:type="dxa" w:w="8064"/>
+            <w:vAlign w:val="center"/>
+            <w:tcBorders>
+              <w:top w:val="single" w:sz="4" w:color="D9D9D9"/>
+              <w:left w:val="single" w:sz="4" w:color="D9D9D9"/>
+              <w:bottom w:val="single" w:sz="4" w:color="D9D9D9"/>
+              <w:right w:val="single" w:sz="4" w:color="D9D9D9"/>
+            </w:tcBorders>
+            <w:tcMar>
+              <w:top w:w="85" w:type="dxa"/>
+              <w:left w:w="85" w:type="dxa"/>
+              <w:bottom w:w="85" w:type="dxa"/>
+              <w:right w:w="85" w:type="dxa"/>
+            </w:tcMar>
+          </w:tcPr>
+          <w:p>
+            <w:pPr>
+              <w:spacing w:after="40" w:before="40"/>
+            </w:pPr>
+            <w:r>
+              <w:rPr>
+                <w:b w:val="0"/>
+                <w:sz w:val="19"/>
+              </w:rPr>
+              <w:t>Known-match set: suitable top-three result in at least 8 of 10 needs. Classification: 8 of 10 labelled assets correct, including text, image, and PDF inputs. Exercise every action and summary type, confidence, overrides, model tracing, false IDs, department swaps, and outage fallback.</w:t>
+            </w:r>
+          </w:p>
+        </w:tc>
+      </w:tr>
+      <w:tr>
+        <w:trPr>
+          <w:cantSplit/>
+        </w:trPr>
+        <w:tc>
+          <w:tcPr>
+            <w:tcW w:type="dxa" w:w="1728"/>
+            <w:vAlign w:val="center"/>
+            <w:tcBorders>
+              <w:top w:val="single" w:sz="4" w:color="D9D9D9"/>
+              <w:left w:val="single" w:sz="4" w:color="D9D9D9"/>
+              <w:bottom w:val="single" w:sz="4" w:color="D9D9D9"/>
+              <w:right w:val="single" w:sz="4" w:color="D9D9D9"/>
+            </w:tcBorders>
+            <w:tcMar>
+              <w:top w:w="85" w:type="dxa"/>
+              <w:left w:w="85" w:type="dxa"/>
+              <w:bottom w:w="85" w:type="dxa"/>
+              <w:right w:w="85" w:type="dxa"/>
+            </w:tcMar>
+          </w:tcPr>
+          <w:p>
+            <w:pPr>
+              <w:spacing w:after="40" w:before="40"/>
+            </w:pPr>
+            <w:r>
+              <w:rPr>
+                <w:b w:val="0"/>
+                <w:sz w:val="19"/>
+              </w:rPr>
+              <w:t>Impact and reporting</w:t>
+            </w:r>
+          </w:p>
+        </w:tc>
+        <w:tc>
+          <w:tcPr>
+            <w:tcW w:type="dxa" w:w="8064"/>
+            <w:vAlign w:val="center"/>
+            <w:tcBorders>
+              <w:top w:val="single" w:sz="4" w:color="D9D9D9"/>
+              <w:left w:val="single" w:sz="4" w:color="D9D9D9"/>
+              <w:bottom w:val="single" w:sz="4" w:color="D9D9D9"/>
+              <w:right w:val="single" w:sz="4" w:color="D9D9D9"/>
+            </w:tcBorders>
+            <w:tcMar>
+              <w:top w:w="85" w:type="dxa"/>
+              <w:left w:w="85" w:type="dxa"/>
+              <w:bottom w:w="85" w:type="dxa"/>
+              <w:right w:w="85" w:type="dxa"/>
+            </w:tcMar>
+          </w:tcPr>
+          <w:p>
+            <w:pPr>
+              <w:spacing w:after="40" w:before="40"/>
+            </w:pPr>
+            <w:r>
+              <w:rPr>
+                <w:b w:val="0"/>
+                <w:sz w:val="19"/>
+              </w:rPr>
+              <w:t>Verify five purchase-avoidance cases and ten sustainability cases; demonstrate two reuse and two repair cases. Include unknowns, duplicates, zero denominators, negative carbon and life-extension values, component parent-child counts, scoped reports, and AI narrative mismatches.</w:t>
+            </w:r>
+          </w:p>
+        </w:tc>
+      </w:tr>
+    </w:tbl>
+    <w:p/>
+    <w:p>
+      <w:pPr>
+        <w:pStyle w:val="Heading2"/>
+      </w:pPr>
+      <w:r>
+        <w:t>Course and SRS coverage</w:t>
+      </w:r>
+    </w:p>
+    <w:p>
+      <w:r>
+        <w:t>SRS section 4 system features: FR01–FR18 and AI01–AI08, with UC01–UC13 stimuli, responses, and error paths. SRS 5.1 performance, 5.2 safety, 5.3 security, and 5.4 quality: NFR01–NFR15 and the category mapping in Section 3. Phase Three actors, rules, approval stages, states, notifications, data, sustainability, priorities, and AI oversight are covered in Sections 1–5. Figure 1 and Sections 6–7 supply the diagram and detailed cases.</w:t>
+      </w:r>
+    </w:p>
+    <w:p>
+      <w:pPr>
+        <w:pStyle w:val="Heading2"/>
+      </w:pPr>
+      <w:r>
+        <w:t>Sources</w:t>
+      </w:r>
+    </w:p>
+    <w:p>
+      <w:r>
+        <w:t>1. Project-September2026.docx, Khalifa University, COSC 336, Fall 2026: full project description, objectives, Phase Three deliverables, minimum prototype, and SRS appendix. Governs details beyond the earlier summaries.</w:t>
+      </w:r>
+    </w:p>
+    <w:p>
+      <w:r>
+        <w:t>2. Phase 3/Phase_3_Slides.pptx, especially slides 10–17 and 22–26: document structure and use case fields. Phase 3/Use Case Writing Exercise.docx and F-NF requirements excercise.docx: scenario and measurable-requirement guidance; example systems are not project features.</w:t>
+      </w:r>
+    </w:p>
+    <w:p>
+      <w:r>
+        <w:t>3. Details/README.md and Details/Phase 1.docx and Phase 2.docx, dated 14 September 2026: project baseline, feasibility, team identities, tools, and success targets. COSC336_Circular_Campus_Project_Fall2026.pptx: project summary, phases, and individual Git contribution requirements.</w:t>
+      </w:r>
+    </w:p>
+    <w:p>
+      <w:pPr>
+        <w:pStyle w:val="Heading2"/>
+      </w:pPr>
+      <w:r>
+        <w:t>Baseline review</w:t>
+      </w:r>
+    </w:p>
+    <w:p>
+      <w:r>
+        <w:t>Confirm the operational decisions in Section 5 before approving the baseline. Changes retain requirement IDs and update affected scenarios and tests. Keep actual consultation, approval, and test evidence in dated project records. kg CO2e means kilograms of carbon dioxide equivalent; confidence describes uncertainty and is distinct from a compatibility score.</w:t>
+      </w:r>
+    </w:p>
     <w:sectPr>
       <w:footerReference w:type="default" r:id="rId9"/>
       <w:pgSz w:w="11952" w:h="16848"/>

--- a/docs/Phase_3_04_Cumulative.docx
+++ b/docs/Phase_3_04_Cumulative.docx
@@ -175,7 +175,7 @@
                 <w:b/>
                 <w:sz w:val="19"/>
               </w:rPr>
-              <w:t>Assigned addition</w:t>
+              <w:t>Review or contribution</w:t>
             </w:r>
           </w:p>
         </w:tc>
@@ -460,7 +460,7 @@
                 <w:b w:val="0"/>
                 <w:sz w:val="19"/>
               </w:rPr>
-              <w:t>Stage 3  Diagram and core use cases</w:t>
+              <w:t>Version 02  Quality, rules, data, and permissions</w:t>
             </w:r>
           </w:p>
         </w:tc>
@@ -564,7 +564,7 @@
     <w:p/>
     <w:p>
       <w:r>
-        <w:t>These are review assignments. Each member reviews and revises their addition before committing it using their own identity. Repository: github.com/HamedQayed/cosc336-circular-campus-9.</w:t>
+        <w:t>Hamed contributed Sections 3 to 5 in version 02. Other rows are review assignments. Each member reviews and revises their own work before committing it using their own identity. Repository: github.com/HamedQayed/cosc336-circular-campus-9.</w:t>
       </w:r>
     </w:p>
     <w:p>
